--- a/examples/governance/综合日报模板_多层级.docx
+++ b/examples/governance/综合日报模板_多层级.docx
@@ -109,7 +109,7 @@
     </w:p>
     <w:p>
       <w:r>
-        <w:t>• {.}</w:t>
+        <w:t>• {risk_item}</w:t>
       </w:r>
     </w:p>
     <w:p>

--- a/examples/governance/综合日报模板_多层级.docx
+++ b/examples/governance/综合日报模板_多层级.docx
@@ -3,10 +3,6 @@
 <w:document xmlns:wpc="http://schemas.microsoft.com/office/word/2010/wordprocessingCanvas" xmlns:mo="http://schemas.microsoft.com/office/mac/office/2008/main" xmlns:mc="http://schemas.openxmlformats.org/markup-compatibility/2006" xmlns:mv="urn:schemas-microsoft-com:mac:vml" xmlns:o="urn:schemas-microsoft-com:office:office" xmlns:r="http://schemas.openxmlformats.org/officeDocument/2006/relationships" xmlns:m="http://schemas.openxmlformats.org/officeDocument/2006/math" xmlns:v="urn:schemas-microsoft-com:vml" xmlns:wp14="http://schemas.microsoft.com/office/word/2010/wordprocessingDrawing" xmlns:wp="http://schemas.openxmlformats.org/drawingml/2006/wordprocessingDrawing" xmlns:w10="urn:schemas-microsoft-com:office:word" xmlns:w="http://schemas.openxmlformats.org/wordprocessingml/2006/main" xmlns:w14="http://schemas.microsoft.com/office/word/2010/wordml" xmlns:wpg="http://schemas.microsoft.com/office/word/2010/wordprocessingGroup" xmlns:wpi="http://schemas.microsoft.com/office/word/2010/wordprocessingInk" xmlns:wne="http://schemas.microsoft.com/office/word/2006/wordml" xmlns:wps="http://schemas.microsoft.com/office/word/2010/wordprocessingShape" mc:Ignorable="w14 wp14">
   <w:body>
     <w:p>
-      <w:pPr>
-        <w:pStyle w:val="Title"/>
-        <w:jc w:val="center"/>
-      </w:pPr>
       <w:r>
         <w:t>{report_title}</w:t>
       </w:r>
@@ -22,9 +18,6 @@
       </w:r>
     </w:p>
     <w:p>
-      <w:pPr>
-        <w:pStyle w:val="Heading1"/>
-      </w:pPr>
       <w:r>
         <w:t>一、总体概述</w:t>
       </w:r>
@@ -35,17 +28,11 @@
       </w:r>
     </w:p>
     <w:p>
-      <w:pPr>
-        <w:pStyle w:val="Heading1"/>
-      </w:pPr>
       <w:r>
         <w:t>二、重点项目与进展</w:t>
       </w:r>
     </w:p>
     <w:p>
-      <w:pPr>
-        <w:pStyle w:val="Heading2"/>
-      </w:pPr>
       <w:r>
         <w:t>（一）在建项目</w:t>
       </w:r>
@@ -56,9 +43,6 @@
       </w:r>
     </w:p>
     <w:p>
-      <w:pPr>
-        <w:pStyle w:val="Heading2"/>
-      </w:pPr>
       <w:r>
         <w:t>（二）已完成项目</w:t>
       </w:r>
@@ -69,17 +53,11 @@
       </w:r>
     </w:p>
     <w:p>
-      <w:pPr>
-        <w:pStyle w:val="Heading1"/>
-      </w:pPr>
       <w:r>
         <w:t>三、风险与问题</w:t>
       </w:r>
     </w:p>
     <w:p>
-      <w:pPr>
-        <w:pStyle w:val="Heading2"/>
-      </w:pPr>
       <w:r>
         <w:t>（一）主要风险</w:t>
       </w:r>
@@ -90,9 +68,6 @@
       </w:r>
     </w:p>
     <w:p>
-      <w:pPr>
-        <w:pStyle w:val="Heading2"/>
-      </w:pPr>
       <w:r>
         <w:t>（二）问题跟踪</w:t>
       </w:r>
@@ -118,17 +93,11 @@
       </w:r>
     </w:p>
     <w:p>
-      <w:pPr>
-        <w:pStyle w:val="Heading1"/>
-      </w:pPr>
       <w:r>
         <w:t>四、明日计划</w:t>
       </w:r>
     </w:p>
     <w:p>
-      <w:pPr>
-        <w:pStyle w:val="Heading2"/>
-      </w:pPr>
       <w:r>
         <w:t>（一）重点工作</w:t>
       </w:r>
@@ -139,9 +108,6 @@
       </w:r>
     </w:p>
     <w:p>
-      <w:pPr>
-        <w:pStyle w:val="Heading2"/>
-      </w:pPr>
       <w:r>
         <w:t>（二）协调事项</w:t>
       </w:r>
@@ -149,84 +115,6 @@
     <w:p>
       <w:r>
         <w:t>待协调资源及人员安排。</w:t>
-      </w:r>
-    </w:p>
-    <w:p>
-      <w:pPr>
-        <w:pStyle w:val="Heading1"/>
-      </w:pPr>
-      <w:r>
-        <w:t>五、分单位详情</w:t>
-      </w:r>
-    </w:p>
-    <w:p>
-      <w:r>
-        <w:t>{#units}</w:t>
-      </w:r>
-    </w:p>
-    <w:p>
-      <w:pPr>
-        <w:pStyle w:val="Heading2"/>
-      </w:pPr>
-      <w:r>
-        <w:t>单位：{unit_name}（{unit_report_date}）</w:t>
-      </w:r>
-    </w:p>
-    <w:p>
-      <w:pPr>
-        <w:pStyle w:val="Heading3"/>
-      </w:pPr>
-      <w:r>
-        <w:t>1. 工作概述</w:t>
-      </w:r>
-    </w:p>
-    <w:p>
-      <w:r>
-        <w:t>{unit_overview}</w:t>
-      </w:r>
-    </w:p>
-    <w:p>
-      <w:pPr>
-        <w:pStyle w:val="Heading3"/>
-      </w:pPr>
-      <w:r>
-        <w:t>2. 重点项目</w:t>
-      </w:r>
-    </w:p>
-    <w:p>
-      <w:r>
-        <w:t>{unit_key_projects}</w:t>
-      </w:r>
-    </w:p>
-    <w:p>
-      <w:pPr>
-        <w:pStyle w:val="Heading3"/>
-      </w:pPr>
-      <w:r>
-        <w:t>3. 问题风险</w:t>
-      </w:r>
-    </w:p>
-    <w:p>
-      <w:r>
-        <w:t>{unit_risks}</w:t>
-      </w:r>
-    </w:p>
-    <w:p>
-      <w:pPr>
-        <w:pStyle w:val="Heading3"/>
-      </w:pPr>
-      <w:r>
-        <w:t>4. 明日计划</w:t>
-      </w:r>
-    </w:p>
-    <w:p>
-      <w:r>
-        <w:t>{unit_tomorrow}</w:t>
-      </w:r>
-    </w:p>
-    <w:p>
-      <w:r>
-        <w:t>{/units}</w:t>
       </w:r>
     </w:p>
     <w:sectPr>

--- a/examples/governance/综合日报模板_多层级.docx
+++ b/examples/governance/综合日报模板_多层级.docx
@@ -75,21 +75,6 @@
     <w:p>
       <w:r>
         <w:t>分项风险：</w:t>
-      </w:r>
-    </w:p>
-    <w:p>
-      <w:r>
-        <w:t>{#risk_items}</w:t>
-      </w:r>
-    </w:p>
-    <w:p>
-      <w:r>
-        <w:t>• {risk_item}</w:t>
-      </w:r>
-    </w:p>
-    <w:p>
-      <w:r>
-        <w:t>{/risk_items}</w:t>
       </w:r>
     </w:p>
     <w:p>

--- a/examples/governance/综合日报模板_多层级.docx
+++ b/examples/governance/综合日报模板_多层级.docx
@@ -34,22 +34,7 @@
     </w:p>
     <w:p>
       <w:r>
-        <w:t>（一）在建项目</w:t>
-      </w:r>
-    </w:p>
-    <w:p>
-      <w:r>
         <w:t>{key_projects}</w:t>
-      </w:r>
-    </w:p>
-    <w:p>
-      <w:r>
-        <w:t>（二）已完成项目</w:t>
-      </w:r>
-    </w:p>
-    <w:p>
-      <w:r>
-        <w:t>本周完成项目验收2个，详见下表。</w:t>
       </w:r>
     </w:p>
     <w:p>
@@ -59,22 +44,7 @@
     </w:p>
     <w:p>
       <w:r>
-        <w:t>（一）主要风险</w:t>
-      </w:r>
-    </w:p>
-    <w:p>
-      <w:r>
-        <w:t>风险明细：{risk_detail}</w:t>
-      </w:r>
-    </w:p>
-    <w:p>
-      <w:r>
-        <w:t>（二）问题跟踪</w:t>
-      </w:r>
-    </w:p>
-    <w:p>
-      <w:r>
-        <w:t>分项风险：</w:t>
+        <w:t>{risk_detail}</w:t>
       </w:r>
     </w:p>
     <w:p>
@@ -84,22 +54,7 @@
     </w:p>
     <w:p>
       <w:r>
-        <w:t>（一）重点工作</w:t>
-      </w:r>
-    </w:p>
-    <w:p>
-      <w:r>
         <w:t>{tomorrow_plan}</w:t>
-      </w:r>
-    </w:p>
-    <w:p>
-      <w:r>
-        <w:t>（二）协调事项</w:t>
-      </w:r>
-    </w:p>
-    <w:p>
-      <w:r>
-        <w:t>待协调资源及人员安排。</w:t>
       </w:r>
     </w:p>
     <w:sectPr>

--- a/examples/governance/综合日报模板_多层级.docx
+++ b/examples/governance/综合日报模板_多层级.docx
@@ -1,70 +1,6 @@
 
-<file path=word/document.xml><?xml version="1.0" encoding="utf-8"?>
-<w:document xmlns:wpc="http://schemas.microsoft.com/office/word/2010/wordprocessingCanvas" xmlns:mo="http://schemas.microsoft.com/office/mac/office/2008/main" xmlns:mc="http://schemas.openxmlformats.org/markup-compatibility/2006" xmlns:mv="urn:schemas-microsoft-com:mac:vml" xmlns:o="urn:schemas-microsoft-com:office:office" xmlns:r="http://schemas.openxmlformats.org/officeDocument/2006/relationships" xmlns:m="http://schemas.openxmlformats.org/officeDocument/2006/math" xmlns:v="urn:schemas-microsoft-com:vml" xmlns:wp14="http://schemas.microsoft.com/office/word/2010/wordprocessingDrawing" xmlns:wp="http://schemas.openxmlformats.org/drawingml/2006/wordprocessingDrawing" xmlns:w10="urn:schemas-microsoft-com:office:word" xmlns:w="http://schemas.openxmlformats.org/wordprocessingml/2006/main" xmlns:w14="http://schemas.microsoft.com/office/word/2010/wordml" xmlns:wpg="http://schemas.microsoft.com/office/word/2010/wordprocessingGroup" xmlns:wpi="http://schemas.microsoft.com/office/word/2010/wordprocessingInk" xmlns:wne="http://schemas.microsoft.com/office/word/2006/wordml" xmlns:wps="http://schemas.microsoft.com/office/word/2010/wordprocessingShape" mc:Ignorable="w14 wp14">
-  <w:body>
-    <w:p>
-      <w:r>
-        <w:t>{report_title}</w:t>
-      </w:r>
-    </w:p>
-    <w:p>
-      <w:r>
-        <w:t>日期：{report_date}</w:t>
-      </w:r>
-    </w:p>
-    <w:p>
-      <w:r>
-        <w:t>参与单位数：{unit_count}</w:t>
-      </w:r>
-    </w:p>
-    <w:p>
-      <w:r>
-        <w:t>一、总体概述</w:t>
-      </w:r>
-    </w:p>
-    <w:p>
-      <w:r>
-        <w:t>{overview}</w:t>
-      </w:r>
-    </w:p>
-    <w:p>
-      <w:r>
-        <w:t>二、重点项目与进展</w:t>
-      </w:r>
-    </w:p>
-    <w:p>
-      <w:r>
-        <w:t>{key_projects}</w:t>
-      </w:r>
-    </w:p>
-    <w:p>
-      <w:r>
-        <w:t>三、风险与问题</w:t>
-      </w:r>
-    </w:p>
-    <w:p>
-      <w:r>
-        <w:t>{risk_detail}</w:t>
-      </w:r>
-    </w:p>
-    <w:p>
-      <w:r>
-        <w:t>四、明日计划</w:t>
-      </w:r>
-    </w:p>
-    <w:p>
-      <w:r>
-        <w:t>{tomorrow_plan}</w:t>
-      </w:r>
-    </w:p>
-    <w:sectPr>
-      <w:pgSz w:w="12240" w:h="15840"/>
-      <w:pgMar w:top="1440" w:right="1800" w:bottom="1440" w:left="1800" w:header="720" w:footer="720" w:gutter="0"/>
-      <w:cols w:space="720"/>
-      <w:docGrid w:linePitch="360"/>
-    </w:sectPr>
-  </w:body>
-</w:document>
+<file path=word/document.xml><?xml version='1.0' encoding='UTF-8' standalone='yes'?>
+<w:document xmlns:wpc="http://schemas.microsoft.com/office/word/2010/wordprocessingCanvas" xmlns:mo="http://schemas.microsoft.com/office/mac/office/2008/main" xmlns:mc="http://schemas.openxmlformats.org/markup-compatibility/2006" xmlns:mv="urn:schemas-microsoft-com:mac:vml" xmlns:o="urn:schemas-microsoft-com:office:office" xmlns:r="http://schemas.openxmlformats.org/officeDocument/2006/relationships" xmlns:m="http://schemas.openxmlformats.org/officeDocument/2006/math" xmlns:v="urn:schemas-microsoft-com:vml" xmlns:wp14="http://schemas.microsoft.com/office/word/2010/wordprocessingDrawing" xmlns:wp="http://schemas.openxmlformats.org/drawingml/2006/wordprocessingDrawing" xmlns:w10="urn:schemas-microsoft-com:office:word" xmlns:w="http://schemas.openxmlformats.org/wordprocessingml/2006/main" xmlns:w14="http://schemas.microsoft.com/office/word/2010/wordml" xmlns:wpg="http://schemas.microsoft.com/office/word/2010/wordprocessingGroup" xmlns:wpi="http://schemas.microsoft.com/office/word/2010/wordprocessingInk" xmlns:wne="http://schemas.microsoft.com/office/word/2006/wordml" xmlns:wps="http://schemas.microsoft.com/office/word/2010/wordprocessingShape" mc:Ignorable="w14 wp14"><w:body><w:p><w:r><w:t>{report_title}</w:t></w:r></w:p><w:p><w:r><w:t>日期：{report_date}</w:t></w:r></w:p><w:p><w:r><w:t>参与单位数：{unit_count}</w:t></w:r></w:p><w:p><w:r><w:t>一、总体概述</w:t></w:r></w:p></w:p><w:p><w:pPr><w:pStyle w:val="a3"/><w:spacing w:after="0" w:line="360" w:lineRule="auto"/></w:pPr><w:r><w:rPr><w:rFonts w:ascii="仿宋_GB2312" w:eastAsia="仿宋_GB2312" w:hAnsi="仿宋_GB2312"/><w:b/><w:sz w:val="24"/><w:szCs w:val="24"/></w:rPr><w:t>人员统计：应该在岗{total_should}人，实际在岗{total_actual}人，出差{total_travel}人。其中：</w:t></w:r></w:p><w:p><w:pPr><w:pStyle w:val="a3"/><w:spacing w:after="0" w:line="360" w:lineRule="auto"/></w:pPr><w:r><w:rPr><w:rFonts w:ascii="仿宋_GB2312" w:eastAsia="仿宋_GB2312" w:hAnsi="仿宋_GB2312"/><w:sz w:val="24"/><w:szCs w:val="24"/></w:rPr><w:t>{personnel_detail}</w:t></w:r><w:p><w:r><w:t>{overview}</w:t></w:r></w:p><w:p><w:r><w:t>二、重点项目与进展</w:t></w:r></w:p><w:p><w:r><w:t>{key_projects}</w:t></w:r></w:p><w:p><w:r><w:t>三、风险与问题</w:t></w:r></w:p><w:p><w:r><w:t>{risk_detail}</w:t></w:r></w:p><w:p><w:r><w:t>四、明日计划</w:t></w:r></w:p><w:p><w:r><w:t>{tomorrow_plan}</w:t></w:r></w:p><w:sectPr><w:pgSz w:w="12240" w:h="15840"/><w:pgMar w:top="1440" w:right="1800" w:bottom="1440" w:left="1800" w:header="720" w:footer="720" w:gutter="0"/><w:cols w:space="720"/><w:docGrid w:linePitch="360"/></w:sectPr></w:body></w:document>
 </file>
 
 <file path=word/numbering.xml><?xml version="1.0" encoding="utf-8"?>

--- a/examples/governance/综合日报模板_多层级.docx
+++ b/examples/governance/综合日报模板_多层级.docx
@@ -1,6 +1,80 @@
 
-<file path=word/document.xml><?xml version='1.0' encoding='UTF-8' standalone='yes'?>
-<w:document xmlns:wpc="http://schemas.microsoft.com/office/word/2010/wordprocessingCanvas" xmlns:mo="http://schemas.microsoft.com/office/mac/office/2008/main" xmlns:mc="http://schemas.openxmlformats.org/markup-compatibility/2006" xmlns:mv="urn:schemas-microsoft-com:mac:vml" xmlns:o="urn:schemas-microsoft-com:office:office" xmlns:r="http://schemas.openxmlformats.org/officeDocument/2006/relationships" xmlns:m="http://schemas.openxmlformats.org/officeDocument/2006/math" xmlns:v="urn:schemas-microsoft-com:vml" xmlns:wp14="http://schemas.microsoft.com/office/word/2010/wordprocessingDrawing" xmlns:wp="http://schemas.openxmlformats.org/drawingml/2006/wordprocessingDrawing" xmlns:w10="urn:schemas-microsoft-com:office:word" xmlns:w="http://schemas.openxmlformats.org/wordprocessingml/2006/main" xmlns:w14="http://schemas.microsoft.com/office/word/2010/wordml" xmlns:wpg="http://schemas.microsoft.com/office/word/2010/wordprocessingGroup" xmlns:wpi="http://schemas.microsoft.com/office/word/2010/wordprocessingInk" xmlns:wne="http://schemas.microsoft.com/office/word/2006/wordml" xmlns:wps="http://schemas.microsoft.com/office/word/2010/wordprocessingShape" mc:Ignorable="w14 wp14"><w:body><w:p><w:r><w:t>{report_title}</w:t></w:r></w:p><w:p><w:r><w:t>日期：{report_date}</w:t></w:r></w:p><w:p><w:r><w:t>参与单位数：{unit_count}</w:t></w:r></w:p><w:p><w:r><w:t>一、总体概述</w:t></w:r></w:p></w:p><w:p><w:pPr><w:pStyle w:val="a3"/><w:spacing w:after="0" w:line="360" w:lineRule="auto"/></w:pPr><w:r><w:rPr><w:rFonts w:ascii="仿宋_GB2312" w:eastAsia="仿宋_GB2312" w:hAnsi="仿宋_GB2312"/><w:b/><w:sz w:val="24"/><w:szCs w:val="24"/></w:rPr><w:t>人员统计：应该在岗{total_should}人，实际在岗{total_actual}人，出差{total_travel}人。其中：</w:t></w:r></w:p><w:p><w:pPr><w:pStyle w:val="a3"/><w:spacing w:after="0" w:line="360" w:lineRule="auto"/></w:pPr><w:r><w:rPr><w:rFonts w:ascii="仿宋_GB2312" w:eastAsia="仿宋_GB2312" w:hAnsi="仿宋_GB2312"/><w:sz w:val="24"/><w:szCs w:val="24"/></w:rPr><w:t>{personnel_detail}</w:t></w:r><w:p><w:r><w:t>{overview}</w:t></w:r></w:p><w:p><w:r><w:t>二、重点项目与进展</w:t></w:r></w:p><w:p><w:r><w:t>{key_projects}</w:t></w:r></w:p><w:p><w:r><w:t>三、风险与问题</w:t></w:r></w:p><w:p><w:r><w:t>{risk_detail}</w:t></w:r></w:p><w:p><w:r><w:t>四、明日计划</w:t></w:r></w:p><w:p><w:r><w:t>{tomorrow_plan}</w:t></w:r></w:p><w:sectPr><w:pgSz w:w="12240" w:h="15840"/><w:pgMar w:top="1440" w:right="1800" w:bottom="1440" w:left="1800" w:header="720" w:footer="720" w:gutter="0"/><w:cols w:space="720"/><w:docGrid w:linePitch="360"/></w:sectPr></w:body></w:document>
+<file path=word/document.xml><?xml version="1.0" encoding="utf-8"?>
+<w:document xmlns:wpc="http://schemas.microsoft.com/office/word/2010/wordprocessingCanvas" xmlns:mo="http://schemas.microsoft.com/office/mac/office/2008/main" xmlns:mc="http://schemas.openxmlformats.org/markup-compatibility/2006" xmlns:mv="urn:schemas-microsoft-com:mac:vml" xmlns:o="urn:schemas-microsoft-com:office:office" xmlns:r="http://schemas.openxmlformats.org/officeDocument/2006/relationships" xmlns:m="http://schemas.openxmlformats.org/officeDocument/2006/math" xmlns:v="urn:schemas-microsoft-com:vml" xmlns:wp14="http://schemas.microsoft.com/office/word/2010/wordprocessingDrawing" xmlns:wp="http://schemas.openxmlformats.org/drawingml/2006/wordprocessingDrawing" xmlns:w10="urn:schemas-microsoft-com:office:word" xmlns:w="http://schemas.openxmlformats.org/wordprocessingml/2006/main" xmlns:w14="http://schemas.microsoft.com/office/word/2010/wordml" xmlns:wpg="http://schemas.microsoft.com/office/word/2010/wordprocessingGroup" xmlns:wpi="http://schemas.microsoft.com/office/word/2010/wordprocessingInk" xmlns:wne="http://schemas.microsoft.com/office/word/2006/wordml" xmlns:wps="http://schemas.microsoft.com/office/word/2010/wordprocessingShape" mc:Ignorable="w14 wp14">
+  <w:body>
+    <w:p>
+      <w:r>
+        <w:t>{report_title}</w:t>
+      </w:r>
+    </w:p>
+    <w:p>
+      <w:r>
+        <w:t>日期：{report_date}</w:t>
+      </w:r>
+    </w:p>
+    <w:p>
+      <w:r>
+        <w:t>参与单位数：{unit_count}</w:t>
+      </w:r>
+    </w:p>
+    <w:p>
+      <w:r>
+        <w:t>一、总体概述</w:t>
+      </w:r>
+    </w:p>
+    <w:p>
+      <w:r>
+        <w:rPr>
+          <w:rFonts w:ascii="仿宋_GB2312" w:hAnsi="仿宋_GB2312" w:eastAsia="仿宋_GB2312"/>
+          <w:b/>
+          <w:sz w:val="32"/>
+        </w:rPr>
+        <w:t>人员统计：应该在岗{total_should}人，实际在岗{total_actual}人，出差{total_travel}人。其中：</w:t>
+      </w:r>
+    </w:p>
+    <w:p>
+      <w:r>
+        <w:t>{personnel_detail}{overview}</w:t>
+      </w:r>
+    </w:p>
+    <w:p>
+      <w:r>
+        <w:t>二、重点项目与进展</w:t>
+      </w:r>
+    </w:p>
+    <w:p>
+      <w:r>
+        <w:t>{key_projects}</w:t>
+      </w:r>
+    </w:p>
+    <w:p>
+      <w:r>
+        <w:t>三、风险与问题</w:t>
+      </w:r>
+    </w:p>
+    <w:p>
+      <w:r>
+        <w:t>{risk_detail}</w:t>
+      </w:r>
+    </w:p>
+    <w:p>
+      <w:r>
+        <w:t>四、明日计划</w:t>
+      </w:r>
+    </w:p>
+    <w:p>
+      <w:r>
+        <w:t>{tomorrow_plan}</w:t>
+      </w:r>
+    </w:p>
+    <w:sectPr>
+      <w:pgSz w:w="12240" w:h="15840"/>
+      <w:pgMar w:top="1440" w:right="1800" w:bottom="1440" w:left="1800" w:header="720" w:footer="720" w:gutter="0"/>
+      <w:cols w:space="720"/>
+      <w:docGrid w:linePitch="360"/>
+    </w:sectPr>
+  </w:body>
+</w:document>
 </file>
 
 <file path=word/numbering.xml><?xml version="1.0" encoding="utf-8"?>
@@ -366,6 +440,10 @@
     <w:name w:val="Normal"/>
     <w:qFormat/>
     <w:rsid w:val="00FC693F"/>
+    <w:rPr>
+      <w:rFonts w:ascii="仿宋_GB2312" w:hAnsi="仿宋_GB2312" w:eastAsia="仿宋_GB2312"/>
+      <w:sz w:val="32"/>
+    </w:rPr>
   </w:style>
   <w:style w:type="paragraph" w:styleId="Header">
     <w:name w:val="header"/>

--- a/examples/governance/综合日报模板_多层级.docx
+++ b/examples/governance/综合日报模板_多层级.docx
@@ -24,17 +24,7 @@
     </w:p>
     <w:p>
       <w:r>
-        <w:rPr>
-          <w:rFonts w:ascii="仿宋_GB2312" w:hAnsi="仿宋_GB2312" w:eastAsia="仿宋_GB2312"/>
-          <w:b/>
-          <w:sz w:val="32"/>
-        </w:rPr>
-        <w:t>人员统计：应该在岗{total_should}人，实际在岗{total_actual}人，出差{total_travel}人。其中：</w:t>
-      </w:r>
-    </w:p>
-    <w:p>
-      <w:r>
-        <w:t>{personnel_detail}{overview}</w:t>
+        <w:t>{overview}</w:t>
       </w:r>
     </w:p>
     <w:p>
@@ -44,7 +34,22 @@
     </w:p>
     <w:p>
       <w:r>
+        <w:t>（一）在建项目</w:t>
+      </w:r>
+    </w:p>
+    <w:p>
+      <w:r>
         <w:t>{key_projects}</w:t>
+      </w:r>
+    </w:p>
+    <w:p>
+      <w:r>
+        <w:t>（二）已完成项目</w:t>
+      </w:r>
+    </w:p>
+    <w:p>
+      <w:r>
+        <w:t>本周完成项目验收2个，详见下表。</w:t>
       </w:r>
     </w:p>
     <w:p>
@@ -54,7 +59,22 @@
     </w:p>
     <w:p>
       <w:r>
-        <w:t>{risk_detail}</w:t>
+        <w:t>（一）主要风险</w:t>
+      </w:r>
+    </w:p>
+    <w:p>
+      <w:r>
+        <w:t>风险明细：{risk_detail}</w:t>
+      </w:r>
+    </w:p>
+    <w:p>
+      <w:r>
+        <w:t>（二）问题跟踪</w:t>
+      </w:r>
+    </w:p>
+    <w:p>
+      <w:r>
+        <w:t>分项风险：</w:t>
       </w:r>
     </w:p>
     <w:p>
@@ -64,7 +84,22 @@
     </w:p>
     <w:p>
       <w:r>
+        <w:t>（一）重点工作</w:t>
+      </w:r>
+    </w:p>
+    <w:p>
+      <w:r>
         <w:t>{tomorrow_plan}</w:t>
+      </w:r>
+    </w:p>
+    <w:p>
+      <w:r>
+        <w:t>（二）协调事项</w:t>
+      </w:r>
+    </w:p>
+    <w:p>
+      <w:r>
+        <w:t>待协调资源及人员安排。</w:t>
       </w:r>
     </w:p>
     <w:sectPr>
@@ -440,10 +475,6 @@
     <w:name w:val="Normal"/>
     <w:qFormat/>
     <w:rsid w:val="00FC693F"/>
-    <w:rPr>
-      <w:rFonts w:ascii="仿宋_GB2312" w:hAnsi="仿宋_GB2312" w:eastAsia="仿宋_GB2312"/>
-      <w:sz w:val="32"/>
-    </w:rPr>
   </w:style>
   <w:style w:type="paragraph" w:styleId="Header">
     <w:name w:val="header"/>
